--- a/Document/오지원/작업일지/오지원_작업일지_82주차.docx
+++ b/Document/오지원/작업일지/오지원_작업일지_82주차.docx
@@ -48,14 +48,7 @@
                 <w:rtl w:val="0"/>
                 <w:lang w:val="ko-KR" w:bidi="ko-KR" w:eastAsia="ko-KR"/>
               </w:rPr>
-              <w:t>8</w:t>
-            </w:r>
-            <w:r>
-              <w:rPr>
-                <w:rtl w:val="0"/>
-                <w:lang w:val="ko-KR" w:bidi="ko-KR" w:eastAsia="ko-KR"/>
-              </w:rPr>
-              <w:t>2</w:t>
+              <w:t>82</w:t>
             </w:r>
             <w:r>
               <w:rPr>
@@ -129,7 +122,14 @@
                 <w:rtl w:val="0"/>
                 <w:lang w:val="ko-KR" w:bidi="ko-KR" w:eastAsia="ko-KR"/>
               </w:rPr>
-              <w:t>04.</w:t>
+              <w:t>04.15</w:t>
+            </w:r>
+            <w:r>
+              <w:rPr>
+                <w:sz w:val="18"/>
+                <w:szCs w:val="18"/>
+              </w:rPr>
+              <w:t>~202</w:t>
             </w:r>
             <w:r>
               <w:rPr>
@@ -138,14 +138,14 @@
                 <w:rtl w:val="0"/>
                 <w:lang w:val="ko-KR" w:bidi="ko-KR" w:eastAsia="ko-KR"/>
               </w:rPr>
-              <w:t>15</w:t>
+              <w:t>5</w:t>
             </w:r>
             <w:r>
               <w:rPr>
                 <w:sz w:val="18"/>
                 <w:szCs w:val="18"/>
               </w:rPr>
-              <w:t>~202</w:t>
+              <w:t>.</w:t>
             </w:r>
             <w:r>
               <w:rPr>
@@ -154,32 +154,7 @@
                 <w:rtl w:val="0"/>
                 <w:lang w:val="ko-KR" w:bidi="ko-KR" w:eastAsia="ko-KR"/>
               </w:rPr>
-              <w:t>5</w:t>
-            </w:r>
-            <w:r>
-              <w:rPr>
-                <w:sz w:val="18"/>
-                <w:szCs w:val="18"/>
-              </w:rPr>
-              <w:t>.</w:t>
-            </w:r>
-            <w:r>
-              <w:rPr>
-                <w:sz w:val="18"/>
-                <w:szCs w:val="18"/>
-                <w:rtl w:val="0"/>
-                <w:lang w:val="ko-KR" w:bidi="ko-KR" w:eastAsia="ko-KR"/>
-              </w:rPr>
-              <w:t>04.</w:t>
-            </w:r>
-            <w:r>
-              <w:rPr>
-                <w:sz w:val="18"/>
-                <w:szCs w:val="18"/>
-                <w:rtl w:val="0"/>
-                <w:lang w:val="ko-KR" w:bidi="ko-KR" w:eastAsia="ko-KR"/>
-              </w:rPr>
-              <w:t>21</w:t>
+              <w:t>04.21</w:t>
             </w:r>
           </w:p>
         </w:tc>
@@ -287,7 +262,7 @@
                 <w:rtl w:val="0"/>
                 <w:lang w:val="ko-KR" w:bidi="ko-KR" w:eastAsia="ko-KR"/>
               </w:rPr>
-              <w:t>붕</w:t>
+              <w:t>붕괴</w:t>
             </w:r>
             <w:r>
               <w:rPr>
@@ -295,7 +270,7 @@
                 <w:rtl w:val="0"/>
                 <w:lang w:val="ko-KR" w:bidi="ko-KR" w:eastAsia="ko-KR"/>
               </w:rPr>
-              <w:t>괴</w:t>
+              <w:t xml:space="preserve"> </w:t>
             </w:r>
             <w:r>
               <w:rPr>
@@ -303,7 +278,7 @@
                 <w:rtl w:val="0"/>
                 <w:lang w:val="ko-KR" w:bidi="ko-KR" w:eastAsia="ko-KR"/>
               </w:rPr>
-              <w:t xml:space="preserve"> </w:t>
+              <w:t>수정</w:t>
             </w:r>
             <w:r>
               <w:rPr>
@@ -311,7 +286,7 @@
                 <w:rtl w:val="0"/>
                 <w:lang w:val="ko-KR" w:bidi="ko-KR" w:eastAsia="ko-KR"/>
               </w:rPr>
-              <w:t>수정</w:t>
+              <w:t xml:space="preserve">, </w:t>
             </w:r>
             <w:r>
               <w:rPr>
@@ -319,7 +294,7 @@
                 <w:rtl w:val="0"/>
                 <w:lang w:val="ko-KR" w:bidi="ko-KR" w:eastAsia="ko-KR"/>
               </w:rPr>
-              <w:t xml:space="preserve">, </w:t>
+              <w:t>맵</w:t>
             </w:r>
             <w:r>
               <w:rPr>
@@ -327,7 +302,7 @@
                 <w:rtl w:val="0"/>
                 <w:lang w:val="ko-KR" w:bidi="ko-KR" w:eastAsia="ko-KR"/>
               </w:rPr>
-              <w:t>맵</w:t>
+              <w:t xml:space="preserve"> </w:t>
             </w:r>
             <w:r>
               <w:rPr>
@@ -335,23 +310,7 @@
                 <w:rtl w:val="0"/>
                 <w:lang w:val="ko-KR" w:bidi="ko-KR" w:eastAsia="ko-KR"/>
               </w:rPr>
-              <w:t xml:space="preserve"> </w:t>
-            </w:r>
-            <w:r>
-              <w:rPr>
-                <w:rFonts w:ascii="맑은 고딕" w:hAnsi="맑은 고딕" w:eastAsia="맑은 고딕"/>
-                <w:rtl w:val="0"/>
-                <w:lang w:val="ko-KR" w:bidi="ko-KR" w:eastAsia="ko-KR"/>
-              </w:rPr>
-              <w:t>추</w:t>
-            </w:r>
-            <w:r>
-              <w:rPr>
-                <w:rFonts w:ascii="맑은 고딕" w:hAnsi="맑은 고딕" w:eastAsia="맑은 고딕"/>
-                <w:rtl w:val="0"/>
-                <w:lang w:val="ko-KR" w:bidi="ko-KR" w:eastAsia="ko-KR"/>
-              </w:rPr>
-              <w:t>출</w:t>
+              <w:t>추출</w:t>
             </w:r>
           </w:p>
         </w:tc>
@@ -401,16 +360,7 @@
           <w:rtl w:val="0"/>
           <w:lang w:val="ko-KR" w:bidi="ko-KR" w:eastAsia="ko-KR"/>
         </w:rPr>
-        <w:t>복</w:t>
-      </w:r>
-      <w:r>
-        <w:rPr>
-          <w:rFonts w:ascii="맑은 고딕" w:hAnsi="맑은 고딕" w:eastAsia="맑은 고딕"/>
-          <w:noProof w:val="1"/>
-          <w:rtl w:val="0"/>
-          <w:lang w:val="ko-KR" w:bidi="ko-KR" w:eastAsia="ko-KR"/>
-        </w:rPr>
-        <w:t>제</w:t>
+        <w:t>복제</w:t>
       </w:r>
       <w:r>
         <w:rPr>
@@ -482,16 +432,7 @@
           <w:rtl w:val="0"/>
           <w:lang w:val="ko-KR" w:bidi="ko-KR" w:eastAsia="ko-KR"/>
         </w:rPr>
-        <w:t>스태틱매</w:t>
-      </w:r>
-      <w:r>
-        <w:rPr>
-          <w:rFonts w:ascii="맑은 고딕" w:hAnsi="맑은 고딕" w:eastAsia="맑은 고딕"/>
-          <w:noProof w:val="1"/>
-          <w:rtl w:val="0"/>
-          <w:lang w:val="ko-KR" w:bidi="ko-KR" w:eastAsia="ko-KR"/>
-        </w:rPr>
-        <w:t>시</w:t>
+        <w:t>스태틱매시</w:t>
       </w:r>
       <w:r>
         <w:rPr>
@@ -509,16 +450,7 @@
           <w:rtl w:val="0"/>
           <w:lang w:val="ko-KR" w:bidi="ko-KR" w:eastAsia="ko-KR"/>
         </w:rPr>
-        <w:t>변</w:t>
-      </w:r>
-      <w:r>
-        <w:rPr>
-          <w:rFonts w:ascii="맑은 고딕" w:hAnsi="맑은 고딕" w:eastAsia="맑은 고딕"/>
-          <w:noProof w:val="1"/>
-          <w:rtl w:val="0"/>
-          <w:lang w:val="ko-KR" w:bidi="ko-KR" w:eastAsia="ko-KR"/>
-        </w:rPr>
-        <w:t>환</w:t>
+        <w:t>변환</w:t>
       </w:r>
       <w:r>
         <w:rPr>
@@ -572,16 +504,7 @@
           <w:rtl w:val="0"/>
           <w:lang w:val="ko-KR" w:bidi="ko-KR" w:eastAsia="ko-KR"/>
         </w:rPr>
-        <w:t>병</w:t>
-      </w:r>
-      <w:r>
-        <w:rPr>
-          <w:rFonts w:ascii="맑은 고딕" w:hAnsi="맑은 고딕" w:eastAsia="맑은 고딕"/>
-          <w:noProof w:val="1"/>
-          <w:rtl w:val="0"/>
-          <w:lang w:val="ko-KR" w:bidi="ko-KR" w:eastAsia="ko-KR"/>
-        </w:rPr>
-        <w:t>합</w:t>
+        <w:t>병합</w:t>
       </w:r>
       <w:r>
         <w:rPr>
@@ -599,7 +522,7 @@
           <w:rtl w:val="0"/>
           <w:lang w:val="ko-KR" w:bidi="ko-KR" w:eastAsia="ko-KR"/>
         </w:rPr>
-        <w:t>추</w:t>
+        <w:t>추출</w:t>
       </w:r>
       <w:r>
         <w:rPr>
@@ -608,7 +531,97 @@
           <w:rtl w:val="0"/>
           <w:lang w:val="ko-KR" w:bidi="ko-KR" w:eastAsia="ko-KR"/>
         </w:rPr>
-        <w:t>출</w:t>
+        <w:br w:type="textWrapping"/>
+      </w:r>
+      <w:r>
+        <w:rPr>
+          <w:rFonts w:ascii="맑은 고딕" w:hAnsi="맑은 고딕" w:eastAsia="맑은 고딕"/>
+          <w:noProof w:val="1"/>
+          <w:rtl w:val="0"/>
+          <w:lang w:val="ko-KR" w:bidi="ko-KR" w:eastAsia="ko-KR"/>
+        </w:rPr>
+        <w:t>2.</w:t>
+      </w:r>
+      <w:r>
+        <w:rPr>
+          <w:rFonts w:ascii="맑은 고딕" w:hAnsi="맑은 고딕" w:eastAsia="맑은 고딕"/>
+          <w:noProof w:val="1"/>
+          <w:rtl w:val="0"/>
+          <w:lang w:val="ko-KR" w:bidi="ko-KR" w:eastAsia="ko-KR"/>
+        </w:rPr>
+        <w:t xml:space="preserve"> </w:t>
+      </w:r>
+      <w:r>
+        <w:rPr>
+          <w:rFonts w:ascii="맑은 고딕" w:hAnsi="맑은 고딕" w:eastAsia="맑은 고딕"/>
+          <w:noProof w:val="1"/>
+          <w:rtl w:val="0"/>
+          <w:lang w:val="ko-KR" w:bidi="ko-KR" w:eastAsia="ko-KR"/>
+        </w:rPr>
+        <w:t>중</w:t>
+      </w:r>
+      <w:r>
+        <w:rPr>
+          <w:rFonts w:ascii="맑은 고딕" w:hAnsi="맑은 고딕" w:eastAsia="맑은 고딕"/>
+          <w:noProof w:val="1"/>
+          <w:rtl w:val="0"/>
+          <w:lang w:val="ko-KR" w:bidi="ko-KR" w:eastAsia="ko-KR"/>
+        </w:rPr>
+        <w:t>력</w:t>
+      </w:r>
+      <w:r>
+        <w:rPr>
+          <w:rFonts w:ascii="맑은 고딕" w:hAnsi="맑은 고딕" w:eastAsia="맑은 고딕"/>
+          <w:noProof w:val="1"/>
+          <w:rtl w:val="0"/>
+          <w:lang w:val="ko-KR" w:bidi="ko-KR" w:eastAsia="ko-KR"/>
+        </w:rPr>
+        <w:t xml:space="preserve"> </w:t>
+      </w:r>
+      <w:r>
+        <w:rPr>
+          <w:rFonts w:ascii="맑은 고딕" w:hAnsi="맑은 고딕" w:eastAsia="맑은 고딕"/>
+          <w:noProof w:val="1"/>
+          <w:rtl w:val="0"/>
+          <w:lang w:val="ko-KR" w:bidi="ko-KR" w:eastAsia="ko-KR"/>
+        </w:rPr>
+        <w:t>문</w:t>
+      </w:r>
+      <w:r>
+        <w:rPr>
+          <w:rFonts w:ascii="맑은 고딕" w:hAnsi="맑은 고딕" w:eastAsia="맑은 고딕"/>
+          <w:noProof w:val="1"/>
+          <w:rtl w:val="0"/>
+          <w:lang w:val="ko-KR" w:bidi="ko-KR" w:eastAsia="ko-KR"/>
+        </w:rPr>
+        <w:t>제</w:t>
+      </w:r>
+      <w:r>
+        <w:rPr>
+          <w:rFonts w:ascii="맑은 고딕" w:hAnsi="맑은 고딕" w:eastAsia="맑은 고딕"/>
+          <w:noProof w:val="1"/>
+          <w:rtl w:val="0"/>
+          <w:lang w:val="ko-KR" w:bidi="ko-KR" w:eastAsia="ko-KR"/>
+        </w:rPr>
+        <w:t xml:space="preserve"> </w:t>
+      </w:r>
+      <w:r>
+        <w:rPr>
+          <w:rFonts w:ascii="맑은 고딕" w:hAnsi="맑은 고딕" w:eastAsia="맑은 고딕"/>
+          <w:noProof w:val="1"/>
+          <w:rtl w:val="0"/>
+          <w:lang w:val="ko-KR" w:bidi="ko-KR" w:eastAsia="ko-KR"/>
+        </w:rPr>
+        <w:t>수</w:t>
+      </w:r>
+      <w:r>
+        <w:rPr>
+          <w:rFonts w:ascii="맑은 고딕" w:hAnsi="맑은 고딕" w:eastAsia="맑은 고딕"/>
+          <w:noProof w:val="1"/>
+          <w:rtl w:val="0"/>
+          <w:lang w:val="ko-KR" w:bidi="ko-KR" w:eastAsia="ko-KR"/>
+        </w:rPr>
+        <w:t>정</w:t>
       </w:r>
     </w:p>
     <w:p>
@@ -621,6 +634,84 @@
           <w:lang w:val="ko-KR" w:bidi="ko-KR" w:eastAsia="ko-KR"/>
         </w:rPr>
       </w:pPr>
+      <w:r>
+        <w:drawing>
+          <wp:inline xmlns:wp="http://schemas.openxmlformats.org/drawingml/2006/wordprocessingDrawing" distT="0" distB="0" distL="0" distR="0">
+            <wp:extent cx="5731510" cy="3872230"/>
+            <wp:effectExtent l="0" t="0" r="0" b="0"/>
+            <wp:docPr id="1" name="Picture 1"/>
+            <wp:cNvGraphicFramePr>
+              <a:graphicFrameLocks xmlns:a="http://schemas.openxmlformats.org/drawingml/2006/main" noChangeAspect="1"/>
+            </wp:cNvGraphicFramePr>
+            <a:graphic xmlns:a="http://schemas.openxmlformats.org/drawingml/2006/main">
+              <a:graphicData uri="http://schemas.openxmlformats.org/drawingml/2006/picture">
+                <pic:pic xmlns:pic="http://schemas.openxmlformats.org/drawingml/2006/picture">
+                  <pic:nvPicPr>
+                    <pic:cNvPr id="1" name="Picture 1"/>
+                    <pic:cNvPicPr/>
+                  </pic:nvPicPr>
+                  <pic:blipFill dpi="0">
+                    <a:blip xmlns:r="http://schemas.openxmlformats.org/officeDocument/2006/relationships" r:embed="Relimage1"/>
+                    <a:srcRect/>
+                    <a:stretch>
+                      <a:fillRect/>
+                    </a:stretch>
+                  </pic:blipFill>
+                  <pic:spPr>
+                    <a:xfrm>
+                      <a:off x="0" y="0"/>
+                      <a:ext cx="5731510" cy="3872230"/>
+                    </a:xfrm>
+                    <a:prstGeom prst="rect"/>
+                  </pic:spPr>
+                </pic:pic>
+              </a:graphicData>
+            </a:graphic>
+          </wp:inline>
+        </w:drawing>
+      </w:r>
+      <w:r>
+        <w:drawing>
+          <wp:inline xmlns:wp="http://schemas.openxmlformats.org/drawingml/2006/wordprocessingDrawing" distT="0" distB="0" distL="0" distR="0">
+            <wp:extent cx="5725160" cy="2451735"/>
+            <wp:effectExtent l="0" t="0" r="0" b="0"/>
+            <wp:docPr id="3" name="Picture 2"/>
+            <wp:cNvGraphicFramePr>
+              <a:graphicFrameLocks xmlns:a="http://schemas.openxmlformats.org/drawingml/2006/main" noChangeAspect="1"/>
+            </wp:cNvGraphicFramePr>
+            <a:graphic xmlns:a="http://schemas.openxmlformats.org/drawingml/2006/main">
+              <a:graphicData uri="http://schemas.openxmlformats.org/drawingml/2006/picture">
+                <pic:pic xmlns:pic="http://schemas.openxmlformats.org/drawingml/2006/picture">
+                  <pic:nvPicPr>
+                    <pic:cNvPr id="1" name="Picture 2"/>
+                    <pic:cNvPicPr>
+                      <a:picLocks noChangeAspect="1"/>
+                    </pic:cNvPicPr>
+                  </pic:nvPicPr>
+                  <pic:blipFill dpi="0">
+                    <a:blip xmlns:r="http://schemas.openxmlformats.org/officeDocument/2006/relationships" r:embed="Relimage2"/>
+                    <a:srcRect/>
+                    <a:stretch>
+                      <a:fillRect/>
+                    </a:stretch>
+                  </pic:blipFill>
+                  <pic:spPr>
+                    <a:xfrm>
+                      <a:off x="0" y="0"/>
+                      <a:ext cx="5725160" cy="2451735"/>
+                    </a:xfrm>
+                    <a:prstGeom prst="rect"/>
+                    <a:noFill/>
+                    <a:ln>
+                      <a:noFill/>
+                    </a:ln>
+                  </pic:spPr>
+                </pic:pic>
+              </a:graphicData>
+            </a:graphic>
+          </wp:inline>
+        </w:drawing>
+      </w:r>
     </w:p>
     <w:p>
       <w:pPr>
@@ -794,17 +885,7 @@
                 <w:rtl w:val="0"/>
                 <w:lang w:val="ko-KR" w:bidi="ko-KR" w:eastAsia="ko-KR"/>
               </w:rPr>
-              <w:t>8</w:t>
-            </w:r>
-            <w:r>
-              <w:rPr>
-                <w:rFonts w:ascii="맑은 고딕" w:hAnsi="맑은 고딕" w:eastAsia="맑은 고딕" w:hint="eastAsia"/>
-                <w:b w:val="1"/>
-                <w:bCs w:val="1"/>
-                <w:rtl w:val="0"/>
-                <w:lang w:val="ko-KR" w:bidi="ko-KR" w:eastAsia="ko-KR"/>
-              </w:rPr>
-              <w:t>3</w:t>
+              <w:t>83</w:t>
             </w:r>
             <w:r>
               <w:rPr>
@@ -849,28 +930,7 @@
                 <w:rtl w:val="0"/>
                 <w:lang w:val="ko-KR" w:bidi="ko-KR" w:eastAsia="ko-KR"/>
               </w:rPr>
-              <w:t>2026.04.</w:t>
-            </w:r>
-            <w:r>
-              <w:rPr>
-                <w:rtl w:val="0"/>
-                <w:lang w:val="ko-KR" w:bidi="ko-KR" w:eastAsia="ko-KR"/>
-              </w:rPr>
-              <w:t>22</w:t>
-            </w:r>
-            <w:r>
-              <w:rPr>
-                <w:rtl w:val="0"/>
-                <w:lang w:val="ko-KR" w:bidi="ko-KR" w:eastAsia="ko-KR"/>
-              </w:rPr>
-              <w:t>~2026.04.2</w:t>
-            </w:r>
-            <w:r>
-              <w:rPr>
-                <w:rtl w:val="0"/>
-                <w:lang w:val="ko-KR" w:bidi="ko-KR" w:eastAsia="ko-KR"/>
-              </w:rPr>
-              <w:t>8</w:t>
+              <w:t>2026.04.22~2026.04.28</w:t>
             </w:r>
           </w:p>
         </w:tc>
@@ -921,7 +981,120 @@
             <w:tcW w:w="6768" w:type="dxa"/>
             <w:gridSpan w:val="3"/>
           </w:tcPr>
-          <w:p/>
+          <w:p>
+            <w:r>
+              <w:rPr>
+                <w:rFonts w:ascii="맑은 고딕" w:hAnsi="맑은 고딕" w:eastAsia="맑은 고딕"/>
+                <w:rtl w:val="0"/>
+                <w:lang w:val="ko-KR" w:bidi="ko-KR" w:eastAsia="ko-KR"/>
+              </w:rPr>
+              <w:t>콜리</w:t>
+            </w:r>
+            <w:r>
+              <w:rPr>
+                <w:rFonts w:ascii="맑은 고딕" w:hAnsi="맑은 고딕" w:eastAsia="맑은 고딕"/>
+                <w:rtl w:val="0"/>
+                <w:lang w:val="ko-KR" w:bidi="ko-KR" w:eastAsia="ko-KR"/>
+              </w:rPr>
+              <w:t>전</w:t>
+            </w:r>
+            <w:r>
+              <w:rPr>
+                <w:rFonts w:ascii="맑은 고딕" w:hAnsi="맑은 고딕" w:eastAsia="맑은 고딕"/>
+                <w:rtl w:val="0"/>
+                <w:lang w:val="ko-KR" w:bidi="ko-KR" w:eastAsia="ko-KR"/>
+              </w:rPr>
+              <w:t xml:space="preserve"> </w:t>
+            </w:r>
+            <w:r>
+              <w:rPr>
+                <w:rFonts w:ascii="맑은 고딕" w:hAnsi="맑은 고딕" w:eastAsia="맑은 고딕"/>
+                <w:rtl w:val="0"/>
+                <w:lang w:val="ko-KR" w:bidi="ko-KR" w:eastAsia="ko-KR"/>
+              </w:rPr>
+              <w:t>수</w:t>
+            </w:r>
+            <w:r>
+              <w:rPr>
+                <w:rFonts w:ascii="맑은 고딕" w:hAnsi="맑은 고딕" w:eastAsia="맑은 고딕"/>
+                <w:rtl w:val="0"/>
+                <w:lang w:val="ko-KR" w:bidi="ko-KR" w:eastAsia="ko-KR"/>
+              </w:rPr>
+              <w:t>정</w:t>
+            </w:r>
+            <w:r>
+              <w:rPr>
+                <w:rFonts w:ascii="맑은 고딕" w:hAnsi="맑은 고딕" w:eastAsia="맑은 고딕"/>
+                <w:rtl w:val="0"/>
+                <w:lang w:val="ko-KR" w:bidi="ko-KR" w:eastAsia="ko-KR"/>
+              </w:rPr>
+              <w:t xml:space="preserve"> </w:t>
+            </w:r>
+            <w:r>
+              <w:rPr>
+                <w:rFonts w:ascii="맑은 고딕" w:hAnsi="맑은 고딕" w:eastAsia="맑은 고딕"/>
+                <w:rtl w:val="0"/>
+                <w:lang w:val="ko-KR" w:bidi="ko-KR" w:eastAsia="ko-KR"/>
+              </w:rPr>
+              <w:t>및</w:t>
+            </w:r>
+            <w:r>
+              <w:rPr>
+                <w:rFonts w:ascii="맑은 고딕" w:hAnsi="맑은 고딕" w:eastAsia="맑은 고딕"/>
+                <w:rtl w:val="0"/>
+                <w:lang w:val="ko-KR" w:bidi="ko-KR" w:eastAsia="ko-KR"/>
+              </w:rPr>
+              <w:t xml:space="preserve"> </w:t>
+            </w:r>
+            <w:r>
+              <w:rPr>
+                <w:rFonts w:ascii="맑은 고딕" w:hAnsi="맑은 고딕" w:eastAsia="맑은 고딕"/>
+                <w:rtl w:val="0"/>
+                <w:lang w:val="ko-KR" w:bidi="ko-KR" w:eastAsia="ko-KR"/>
+              </w:rPr>
+              <w:t>동기</w:t>
+            </w:r>
+            <w:r>
+              <w:rPr>
+                <w:rFonts w:ascii="맑은 고딕" w:hAnsi="맑은 고딕" w:eastAsia="맑은 고딕"/>
+                <w:rtl w:val="0"/>
+                <w:lang w:val="ko-KR" w:bidi="ko-KR" w:eastAsia="ko-KR"/>
+              </w:rPr>
+              <w:t>화</w:t>
+            </w:r>
+            <w:r>
+              <w:rPr>
+                <w:rFonts w:ascii="맑은 고딕" w:hAnsi="맑은 고딕" w:eastAsia="맑은 고딕"/>
+                <w:rtl w:val="0"/>
+                <w:lang w:val="ko-KR" w:bidi="ko-KR" w:eastAsia="ko-KR"/>
+              </w:rPr>
+              <w:t xml:space="preserve">, </w:t>
+            </w:r>
+            <w:r>
+              <w:rPr>
+                <w:rFonts w:ascii="맑은 고딕" w:hAnsi="맑은 고딕" w:eastAsia="맑은 고딕"/>
+                <w:rtl w:val="0"/>
+                <w:lang w:val="ko-KR" w:bidi="ko-KR" w:eastAsia="ko-KR"/>
+              </w:rPr>
+              <w:t>사운</w:t>
+            </w:r>
+            <w:r>
+              <w:rPr>
+                <w:rFonts w:ascii="맑은 고딕" w:hAnsi="맑은 고딕" w:eastAsia="맑은 고딕"/>
+                <w:rtl w:val="0"/>
+                <w:lang w:val="ko-KR" w:bidi="ko-KR" w:eastAsia="ko-KR"/>
+              </w:rPr>
+              <w:t>드</w:t>
+            </w:r>
+            <w:r>
+              <w:rPr>
+                <w:rFonts w:ascii="맑은 고딕" w:hAnsi="맑은 고딕" w:eastAsia="맑은 고딕"/>
+                <w:rtl w:val="0"/>
+                <w:lang w:val="ko-KR" w:bidi="ko-KR" w:eastAsia="ko-KR"/>
+              </w:rPr>
+              <w:t>,UI</w:t>
+            </w:r>
+          </w:p>
         </w:tc>
       </w:tr>
       <w:tr>
